--- a/Tests/OOXMLSwiftTests/Fixtures/mdocx/11-bullet-and-numbered-lists/bullet-and-numbered-lists.normalized.docx
+++ b/Tests/OOXMLSwiftTests/Fixtures/mdocx/11-bullet-and-numbered-lists/bullet-and-numbered-lists.normalized.docx
@@ -11,7 +11,7 @@
         </w:numPr>
       </w:pPr>
       <w:r>
-        <w:t xml:space="preserve">Numbered item 1</w:t>
+        <w:t>Numbered item 1</w:t>
       </w:r>
     </w:p>
     <w:p>
@@ -23,7 +23,7 @@
         </w:numPr>
       </w:pPr>
       <w:r>
-        <w:t xml:space="preserve">Numbered item 2</w:t>
+        <w:t>Numbered item 2</w:t>
       </w:r>
     </w:p>
     <w:p>
@@ -35,7 +35,7 @@
         </w:numPr>
       </w:pPr>
       <w:r>
-        <w:t xml:space="preserve">Bullet item 1</w:t>
+        <w:t>Bullet item 1</w:t>
       </w:r>
     </w:p>
     <w:p>
@@ -47,12 +47,18 @@
         </w:numPr>
       </w:pPr>
       <w:r>
-        <w:t xml:space="preserve">Sub-bullet item</w:t>
+        <w:t>Sub-bullet item</w:t>
       </w:r>
     </w:p>
-    <w:sectPr>
-      <w:pgSz w:w="12240" w:h="15840"/>
-    </w:sectPr>
+    <w:sectPr/>
   </w:body>
 </w:document>
+</file>
+
+<file path=word/styles.xml><?xml version="1.0" encoding="utf-8"?>
+<w:styles xmlns:w="http://schemas.openxmlformats.org/wordprocessingml/2006/main">
+  <w:style w:type="paragraph" w:styleId="ListItem">
+    <w:name w:val="ListItem"/>
+  </w:style>
+</w:styles>
 </file>